--- a/13 вариант лаба 4 .docx
+++ b/13 вариант лаба 4 .docx
@@ -15549,6 +15549,1924 @@
         </w:rPr>
       </w:pPr>
     </w:p>
+    <w:p>
+      <w:pPr>
+        <w:pStyle w:val="a7"/>
+        <w:ind w:left="0"/>
+        <w:rPr>
+          <w:rFonts w:ascii="Times New Roman" w:hAnsi="Times New Roman" w:cs="Times New Roman"/>
+          <w:sz w:val="28"/>
+          <w:szCs w:val="28"/>
+        </w:rPr>
+      </w:pPr>
+    </w:p>
+    <w:p>
+      <w:pPr>
+        <w:pStyle w:val="a7"/>
+        <w:ind w:left="0"/>
+        <w:rPr>
+          <w:rFonts w:ascii="Times New Roman" w:hAnsi="Times New Roman" w:cs="Times New Roman"/>
+          <w:sz w:val="28"/>
+          <w:szCs w:val="28"/>
+        </w:rPr>
+      </w:pPr>
+    </w:p>
+    <w:p>
+      <w:pPr>
+        <w:pStyle w:val="a7"/>
+        <w:ind w:left="0"/>
+        <w:rPr>
+          <w:rFonts w:ascii="Times New Roman" w:hAnsi="Times New Roman" w:cs="Times New Roman"/>
+          <w:sz w:val="28"/>
+          <w:szCs w:val="28"/>
+        </w:rPr>
+      </w:pPr>
+    </w:p>
+    <w:p>
+      <w:pPr>
+        <w:pStyle w:val="a7"/>
+        <w:ind w:left="0"/>
+        <w:rPr>
+          <w:rFonts w:ascii="Times New Roman" w:hAnsi="Times New Roman" w:cs="Times New Roman"/>
+          <w:sz w:val="28"/>
+          <w:szCs w:val="28"/>
+        </w:rPr>
+      </w:pPr>
+    </w:p>
+    <w:p>
+      <w:pPr>
+        <w:pStyle w:val="a7"/>
+        <w:ind w:left="0"/>
+        <w:rPr>
+          <w:rFonts w:ascii="Times New Roman" w:hAnsi="Times New Roman" w:cs="Times New Roman"/>
+          <w:sz w:val="28"/>
+          <w:szCs w:val="28"/>
+        </w:rPr>
+      </w:pPr>
+    </w:p>
+    <w:p>
+      <w:pPr>
+        <w:pStyle w:val="a7"/>
+        <w:ind w:left="0"/>
+        <w:rPr>
+          <w:rFonts w:ascii="Times New Roman" w:hAnsi="Times New Roman" w:cs="Times New Roman"/>
+          <w:sz w:val="28"/>
+          <w:szCs w:val="28"/>
+        </w:rPr>
+      </w:pPr>
+    </w:p>
+    <w:p>
+      <w:pPr>
+        <w:pStyle w:val="a7"/>
+        <w:ind w:left="0"/>
+        <w:rPr>
+          <w:rFonts w:ascii="Times New Roman" w:hAnsi="Times New Roman" w:cs="Times New Roman"/>
+          <w:sz w:val="28"/>
+          <w:szCs w:val="28"/>
+        </w:rPr>
+      </w:pPr>
+    </w:p>
+    <w:p>
+      <w:pPr>
+        <w:pStyle w:val="a7"/>
+        <w:ind w:left="0"/>
+        <w:rPr>
+          <w:rFonts w:ascii="Times New Roman" w:hAnsi="Times New Roman" w:cs="Times New Roman"/>
+          <w:sz w:val="28"/>
+          <w:szCs w:val="28"/>
+        </w:rPr>
+      </w:pPr>
+    </w:p>
+    <w:p>
+      <w:pPr>
+        <w:pStyle w:val="a7"/>
+        <w:ind w:left="0"/>
+        <w:rPr>
+          <w:rFonts w:ascii="Times New Roman" w:hAnsi="Times New Roman" w:cs="Times New Roman"/>
+          <w:sz w:val="28"/>
+          <w:szCs w:val="28"/>
+        </w:rPr>
+      </w:pPr>
+    </w:p>
+    <w:p>
+      <w:pPr>
+        <w:pStyle w:val="a7"/>
+        <w:ind w:left="0"/>
+        <w:rPr>
+          <w:rFonts w:ascii="Times New Roman" w:hAnsi="Times New Roman" w:cs="Times New Roman"/>
+          <w:sz w:val="28"/>
+          <w:szCs w:val="28"/>
+        </w:rPr>
+      </w:pPr>
+    </w:p>
+    <w:p>
+      <w:pPr>
+        <w:pStyle w:val="a7"/>
+        <w:ind w:left="0"/>
+        <w:rPr>
+          <w:rFonts w:ascii="Times New Roman" w:hAnsi="Times New Roman" w:cs="Times New Roman"/>
+          <w:sz w:val="28"/>
+          <w:szCs w:val="28"/>
+        </w:rPr>
+      </w:pPr>
+    </w:p>
+    <w:p>
+      <w:pPr>
+        <w:pStyle w:val="a7"/>
+        <w:ind w:left="0"/>
+        <w:rPr>
+          <w:rFonts w:ascii="Times New Roman" w:hAnsi="Times New Roman" w:cs="Times New Roman"/>
+          <w:sz w:val="28"/>
+          <w:szCs w:val="28"/>
+        </w:rPr>
+      </w:pPr>
+    </w:p>
+    <w:p>
+      <w:pPr>
+        <w:pStyle w:val="a7"/>
+        <w:ind w:left="0"/>
+        <w:rPr>
+          <w:rFonts w:ascii="Times New Roman" w:hAnsi="Times New Roman" w:cs="Times New Roman"/>
+          <w:sz w:val="28"/>
+          <w:szCs w:val="28"/>
+        </w:rPr>
+      </w:pPr>
+    </w:p>
+    <w:p>
+      <w:pPr>
+        <w:pStyle w:val="a7"/>
+        <w:ind w:left="0"/>
+        <w:rPr>
+          <w:rFonts w:ascii="Times New Roman" w:hAnsi="Times New Roman" w:cs="Times New Roman"/>
+          <w:sz w:val="28"/>
+          <w:szCs w:val="28"/>
+        </w:rPr>
+      </w:pPr>
+    </w:p>
+    <w:p>
+      <w:pPr>
+        <w:pStyle w:val="a7"/>
+        <w:ind w:left="0"/>
+        <w:rPr>
+          <w:rFonts w:ascii="Times New Roman" w:hAnsi="Times New Roman" w:cs="Times New Roman"/>
+          <w:sz w:val="28"/>
+          <w:szCs w:val="28"/>
+        </w:rPr>
+      </w:pPr>
+    </w:p>
+    <w:p>
+      <w:pPr>
+        <w:pStyle w:val="a7"/>
+        <w:ind w:left="0"/>
+        <w:rPr>
+          <w:rFonts w:ascii="Times New Roman" w:hAnsi="Times New Roman" w:cs="Times New Roman"/>
+          <w:sz w:val="28"/>
+          <w:szCs w:val="28"/>
+        </w:rPr>
+      </w:pPr>
+    </w:p>
+    <w:p>
+      <w:pPr>
+        <w:pStyle w:val="a7"/>
+        <w:ind w:left="0"/>
+        <w:rPr>
+          <w:rFonts w:ascii="Times New Roman" w:hAnsi="Times New Roman" w:cs="Times New Roman"/>
+          <w:sz w:val="28"/>
+          <w:szCs w:val="28"/>
+        </w:rPr>
+      </w:pPr>
+    </w:p>
+    <w:p>
+      <w:pPr>
+        <w:pStyle w:val="a7"/>
+        <w:ind w:left="0"/>
+        <w:rPr>
+          <w:rFonts w:ascii="Times New Roman" w:hAnsi="Times New Roman" w:cs="Times New Roman"/>
+          <w:sz w:val="28"/>
+          <w:szCs w:val="28"/>
+        </w:rPr>
+      </w:pPr>
+    </w:p>
+    <w:p>
+      <w:pPr>
+        <w:pStyle w:val="a7"/>
+        <w:ind w:left="0"/>
+        <w:rPr>
+          <w:rFonts w:ascii="Times New Roman" w:hAnsi="Times New Roman" w:cs="Times New Roman"/>
+          <w:sz w:val="28"/>
+          <w:szCs w:val="28"/>
+        </w:rPr>
+      </w:pPr>
+    </w:p>
+    <w:p>
+      <w:pPr>
+        <w:pStyle w:val="a7"/>
+        <w:ind w:left="0"/>
+        <w:rPr>
+          <w:rFonts w:ascii="Times New Roman" w:hAnsi="Times New Roman" w:cs="Times New Roman"/>
+          <w:sz w:val="28"/>
+          <w:szCs w:val="28"/>
+        </w:rPr>
+      </w:pPr>
+    </w:p>
+    <w:p>
+      <w:pPr>
+        <w:pStyle w:val="a7"/>
+        <w:ind w:left="0"/>
+        <w:rPr>
+          <w:rFonts w:ascii="Times New Roman" w:hAnsi="Times New Roman" w:cs="Times New Roman"/>
+          <w:sz w:val="28"/>
+          <w:szCs w:val="28"/>
+        </w:rPr>
+      </w:pPr>
+    </w:p>
+    <w:p>
+      <w:pPr>
+        <w:pStyle w:val="a7"/>
+        <w:ind w:left="0"/>
+        <w:rPr>
+          <w:rFonts w:ascii="Times New Roman" w:hAnsi="Times New Roman" w:cs="Times New Roman"/>
+          <w:sz w:val="28"/>
+          <w:szCs w:val="28"/>
+        </w:rPr>
+      </w:pPr>
+    </w:p>
+    <w:p>
+      <w:pPr>
+        <w:pStyle w:val="a7"/>
+        <w:ind w:left="0"/>
+        <w:rPr>
+          <w:rFonts w:ascii="Times New Roman" w:hAnsi="Times New Roman" w:cs="Times New Roman"/>
+          <w:sz w:val="28"/>
+          <w:szCs w:val="28"/>
+        </w:rPr>
+      </w:pPr>
+    </w:p>
+    <w:p>
+      <w:pPr>
+        <w:pStyle w:val="a7"/>
+        <w:ind w:left="0"/>
+        <w:rPr>
+          <w:rFonts w:ascii="Times New Roman" w:hAnsi="Times New Roman" w:cs="Times New Roman"/>
+          <w:sz w:val="28"/>
+          <w:szCs w:val="28"/>
+        </w:rPr>
+      </w:pPr>
+    </w:p>
+    <w:p>
+      <w:pPr>
+        <w:pStyle w:val="a7"/>
+        <w:ind w:left="0"/>
+        <w:rPr>
+          <w:rFonts w:ascii="Times New Roman" w:hAnsi="Times New Roman" w:cs="Times New Roman"/>
+          <w:sz w:val="28"/>
+          <w:szCs w:val="28"/>
+        </w:rPr>
+      </w:pPr>
+    </w:p>
+    <w:p>
+      <w:pPr>
+        <w:pStyle w:val="a7"/>
+        <w:ind w:left="0"/>
+        <w:rPr>
+          <w:rFonts w:ascii="Times New Roman" w:hAnsi="Times New Roman" w:cs="Times New Roman"/>
+          <w:sz w:val="28"/>
+          <w:szCs w:val="28"/>
+        </w:rPr>
+      </w:pPr>
+    </w:p>
+    <w:p>
+      <w:pPr>
+        <w:pStyle w:val="a7"/>
+        <w:ind w:left="0"/>
+        <w:rPr>
+          <w:rFonts w:ascii="Times New Roman" w:hAnsi="Times New Roman" w:cs="Times New Roman"/>
+          <w:sz w:val="28"/>
+          <w:szCs w:val="28"/>
+        </w:rPr>
+      </w:pPr>
+    </w:p>
+    <w:p>
+      <w:pPr>
+        <w:pStyle w:val="a7"/>
+        <w:ind w:left="0"/>
+        <w:rPr>
+          <w:rFonts w:ascii="Times New Roman" w:hAnsi="Times New Roman" w:cs="Times New Roman"/>
+          <w:sz w:val="28"/>
+          <w:szCs w:val="28"/>
+        </w:rPr>
+      </w:pPr>
+    </w:p>
+    <w:p>
+      <w:pPr>
+        <w:pStyle w:val="a7"/>
+        <w:ind w:left="0"/>
+        <w:rPr>
+          <w:rFonts w:ascii="Times New Roman" w:hAnsi="Times New Roman" w:cs="Times New Roman"/>
+          <w:sz w:val="28"/>
+          <w:szCs w:val="28"/>
+        </w:rPr>
+      </w:pPr>
+    </w:p>
+    <w:p>
+      <w:pPr>
+        <w:pStyle w:val="a7"/>
+        <w:ind w:left="0"/>
+        <w:rPr>
+          <w:rFonts w:ascii="Times New Roman" w:hAnsi="Times New Roman" w:cs="Times New Roman"/>
+          <w:sz w:val="28"/>
+          <w:szCs w:val="28"/>
+        </w:rPr>
+      </w:pPr>
+    </w:p>
+    <w:p>
+      <w:pPr>
+        <w:pStyle w:val="a7"/>
+        <w:ind w:left="0"/>
+        <w:rPr>
+          <w:rFonts w:ascii="Times New Roman" w:hAnsi="Times New Roman" w:cs="Times New Roman"/>
+          <w:sz w:val="28"/>
+          <w:szCs w:val="28"/>
+        </w:rPr>
+      </w:pPr>
+    </w:p>
+    <w:p>
+      <w:pPr>
+        <w:pStyle w:val="a7"/>
+        <w:ind w:left="0"/>
+        <w:rPr>
+          <w:rFonts w:ascii="Times New Roman" w:hAnsi="Times New Roman" w:cs="Times New Roman"/>
+          <w:sz w:val="28"/>
+          <w:szCs w:val="28"/>
+        </w:rPr>
+      </w:pPr>
+    </w:p>
+    <w:p>
+      <w:pPr>
+        <w:pStyle w:val="a7"/>
+        <w:ind w:left="0"/>
+        <w:rPr>
+          <w:rFonts w:ascii="Times New Roman" w:hAnsi="Times New Roman" w:cs="Times New Roman"/>
+          <w:sz w:val="28"/>
+          <w:szCs w:val="28"/>
+        </w:rPr>
+      </w:pPr>
+    </w:p>
+    <w:p>
+      <w:pPr>
+        <w:pStyle w:val="a7"/>
+        <w:ind w:left="0"/>
+        <w:rPr>
+          <w:rFonts w:ascii="Times New Roman" w:hAnsi="Times New Roman" w:cs="Times New Roman"/>
+          <w:sz w:val="28"/>
+          <w:szCs w:val="28"/>
+        </w:rPr>
+      </w:pPr>
+    </w:p>
+    <w:p>
+      <w:pPr>
+        <w:pStyle w:val="a7"/>
+        <w:ind w:left="0"/>
+        <w:rPr>
+          <w:rFonts w:ascii="Times New Roman" w:hAnsi="Times New Roman" w:cs="Times New Roman"/>
+          <w:sz w:val="28"/>
+          <w:szCs w:val="28"/>
+        </w:rPr>
+      </w:pPr>
+    </w:p>
+    <w:p>
+      <w:pPr>
+        <w:pStyle w:val="a7"/>
+        <w:ind w:left="0"/>
+        <w:rPr>
+          <w:rFonts w:ascii="Times New Roman" w:hAnsi="Times New Roman" w:cs="Times New Roman"/>
+          <w:sz w:val="28"/>
+          <w:szCs w:val="28"/>
+        </w:rPr>
+      </w:pPr>
+    </w:p>
+    <w:p>
+      <w:pPr>
+        <w:pStyle w:val="a7"/>
+        <w:ind w:left="0"/>
+        <w:rPr>
+          <w:rFonts w:ascii="Times New Roman" w:hAnsi="Times New Roman" w:cs="Times New Roman"/>
+          <w:sz w:val="28"/>
+          <w:szCs w:val="28"/>
+        </w:rPr>
+      </w:pPr>
+    </w:p>
+    <w:p>
+      <w:pPr>
+        <w:pStyle w:val="a7"/>
+        <w:ind w:left="0"/>
+        <w:rPr>
+          <w:rFonts w:ascii="Times New Roman" w:hAnsi="Times New Roman" w:cs="Times New Roman"/>
+          <w:sz w:val="28"/>
+          <w:szCs w:val="28"/>
+        </w:rPr>
+      </w:pPr>
+    </w:p>
+    <w:p>
+      <w:pPr>
+        <w:pStyle w:val="a7"/>
+        <w:ind w:left="0"/>
+        <w:rPr>
+          <w:rFonts w:ascii="Times New Roman" w:hAnsi="Times New Roman" w:cs="Times New Roman"/>
+          <w:sz w:val="28"/>
+          <w:szCs w:val="28"/>
+        </w:rPr>
+      </w:pPr>
+    </w:p>
+    <w:p>
+      <w:pPr>
+        <w:pStyle w:val="a7"/>
+        <w:ind w:left="0"/>
+        <w:rPr>
+          <w:rFonts w:ascii="Times New Roman" w:hAnsi="Times New Roman" w:cs="Times New Roman"/>
+          <w:sz w:val="28"/>
+          <w:szCs w:val="28"/>
+        </w:rPr>
+      </w:pPr>
+    </w:p>
+    <w:p>
+      <w:pPr>
+        <w:pStyle w:val="a7"/>
+        <w:ind w:left="0"/>
+        <w:rPr>
+          <w:rFonts w:ascii="Times New Roman" w:hAnsi="Times New Roman" w:cs="Times New Roman"/>
+          <w:sz w:val="28"/>
+          <w:szCs w:val="28"/>
+        </w:rPr>
+      </w:pPr>
+    </w:p>
+    <w:p>
+      <w:pPr>
+        <w:pStyle w:val="a7"/>
+        <w:ind w:left="0"/>
+        <w:rPr>
+          <w:rFonts w:ascii="Times New Roman" w:hAnsi="Times New Roman" w:cs="Times New Roman"/>
+          <w:sz w:val="28"/>
+          <w:szCs w:val="28"/>
+        </w:rPr>
+      </w:pPr>
+    </w:p>
+    <w:p>
+      <w:pPr>
+        <w:pStyle w:val="a7"/>
+        <w:ind w:left="0"/>
+        <w:rPr>
+          <w:rFonts w:ascii="Times New Roman" w:hAnsi="Times New Roman" w:cs="Times New Roman"/>
+          <w:sz w:val="28"/>
+          <w:szCs w:val="28"/>
+        </w:rPr>
+      </w:pPr>
+    </w:p>
+    <w:p>
+      <w:pPr>
+        <w:pStyle w:val="a7"/>
+        <w:ind w:left="0"/>
+        <w:rPr>
+          <w:rFonts w:ascii="Times New Roman" w:hAnsi="Times New Roman" w:cs="Times New Roman"/>
+          <w:sz w:val="28"/>
+          <w:szCs w:val="28"/>
+        </w:rPr>
+      </w:pPr>
+    </w:p>
+    <w:p>
+      <w:pPr>
+        <w:pStyle w:val="a7"/>
+        <w:ind w:left="0"/>
+        <w:rPr>
+          <w:rFonts w:ascii="Times New Roman" w:hAnsi="Times New Roman" w:cs="Times New Roman"/>
+          <w:sz w:val="28"/>
+          <w:szCs w:val="28"/>
+        </w:rPr>
+      </w:pPr>
+    </w:p>
+    <w:p>
+      <w:pPr>
+        <w:pStyle w:val="a7"/>
+        <w:ind w:left="0"/>
+        <w:rPr>
+          <w:rFonts w:ascii="Times New Roman" w:hAnsi="Times New Roman" w:cs="Times New Roman"/>
+          <w:sz w:val="28"/>
+          <w:szCs w:val="28"/>
+        </w:rPr>
+      </w:pPr>
+    </w:p>
+    <w:p>
+      <w:pPr>
+        <w:pStyle w:val="a7"/>
+        <w:ind w:left="0"/>
+        <w:rPr>
+          <w:rFonts w:ascii="Times New Roman" w:hAnsi="Times New Roman" w:cs="Times New Roman"/>
+          <w:sz w:val="28"/>
+          <w:szCs w:val="28"/>
+        </w:rPr>
+      </w:pPr>
+    </w:p>
+    <w:p>
+      <w:pPr>
+        <w:pStyle w:val="a7"/>
+        <w:ind w:left="0"/>
+        <w:rPr>
+          <w:rFonts w:ascii="Times New Roman" w:hAnsi="Times New Roman" w:cs="Times New Roman"/>
+          <w:sz w:val="28"/>
+          <w:szCs w:val="28"/>
+        </w:rPr>
+      </w:pPr>
+    </w:p>
+    <w:p>
+      <w:pPr>
+        <w:pStyle w:val="a7"/>
+        <w:ind w:left="0"/>
+        <w:rPr>
+          <w:rFonts w:ascii="Times New Roman" w:hAnsi="Times New Roman" w:cs="Times New Roman"/>
+          <w:sz w:val="28"/>
+          <w:szCs w:val="28"/>
+        </w:rPr>
+      </w:pPr>
+    </w:p>
+    <w:p>
+      <w:pPr>
+        <w:pStyle w:val="a7"/>
+        <w:ind w:left="0"/>
+        <w:rPr>
+          <w:rFonts w:ascii="Times New Roman" w:hAnsi="Times New Roman" w:cs="Times New Roman"/>
+          <w:sz w:val="28"/>
+          <w:szCs w:val="28"/>
+        </w:rPr>
+      </w:pPr>
+    </w:p>
+    <w:p>
+      <w:pPr>
+        <w:pStyle w:val="a7"/>
+        <w:ind w:left="0"/>
+        <w:rPr>
+          <w:rFonts w:ascii="Times New Roman" w:hAnsi="Times New Roman" w:cs="Times New Roman"/>
+          <w:sz w:val="28"/>
+          <w:szCs w:val="28"/>
+        </w:rPr>
+      </w:pPr>
+    </w:p>
+    <w:p>
+      <w:pPr>
+        <w:pStyle w:val="a7"/>
+        <w:ind w:left="0"/>
+        <w:rPr>
+          <w:rFonts w:ascii="Times New Roman" w:hAnsi="Times New Roman" w:cs="Times New Roman"/>
+          <w:sz w:val="28"/>
+          <w:szCs w:val="28"/>
+        </w:rPr>
+      </w:pPr>
+      <w:r>
+        <w:rPr>
+          <w:rFonts w:ascii="Times New Roman" w:hAnsi="Times New Roman" w:cs="Times New Roman"/>
+          <w:sz w:val="28"/>
+          <w:szCs w:val="28"/>
+        </w:rPr>
+        <w:lastRenderedPageBreak/>
+        <w:t>На всех графиках по обеим осям отложены логарифмы (</w:t>
+      </w:r>
+      <w:proofErr w:type="spellStart"/>
+      <w:r>
+        <w:rPr>
+          <w:rFonts w:ascii="Times New Roman" w:hAnsi="Times New Roman" w:cs="Times New Roman"/>
+          <w:sz w:val="28"/>
+          <w:szCs w:val="28"/>
+        </w:rPr>
+        <w:t>log-log</w:t>
+      </w:r>
+      <w:proofErr w:type="spellEnd"/>
+      <w:r>
+        <w:rPr>
+          <w:rFonts w:ascii="Times New Roman" w:hAnsi="Times New Roman" w:cs="Times New Roman"/>
+          <w:sz w:val="28"/>
+          <w:szCs w:val="28"/>
+        </w:rPr>
+        <w:t xml:space="preserve">). Это значит, </w:t>
+      </w:r>
+      <w:proofErr w:type="gramStart"/>
+      <w:r>
+        <w:rPr>
+          <w:rFonts w:ascii="Times New Roman" w:hAnsi="Times New Roman" w:cs="Times New Roman"/>
+          <w:sz w:val="28"/>
+          <w:szCs w:val="28"/>
+        </w:rPr>
+        <w:t>что</w:t>
+      </w:r>
+      <w:proofErr w:type="gramEnd"/>
+      <w:r>
+        <w:rPr>
+          <w:rFonts w:ascii="Times New Roman" w:hAnsi="Times New Roman" w:cs="Times New Roman"/>
+          <w:sz w:val="28"/>
+          <w:szCs w:val="28"/>
+        </w:rPr>
+        <w:t xml:space="preserve"> если алгоритм работает за </w:t>
+      </w:r>
+      <m:oMath>
+        <m:r>
+          <w:rPr>
+            <w:rFonts w:ascii="Cambria Math" w:hAnsi="Cambria Math" w:cs="Times New Roman"/>
+            <w:sz w:val="28"/>
+            <w:szCs w:val="28"/>
+          </w:rPr>
+          <m:t>O</m:t>
+        </m:r>
+        <m:d>
+          <m:dPr>
+            <m:ctrlPr>
+              <w:rPr>
+                <w:rFonts w:ascii="Cambria Math" w:hAnsi="Cambria Math" w:cs="Times New Roman"/>
+                <w:sz w:val="28"/>
+                <w:szCs w:val="28"/>
+              </w:rPr>
+            </m:ctrlPr>
+          </m:dPr>
+          <m:e>
+            <m:r>
+              <w:rPr>
+                <w:rFonts w:ascii="Cambria Math" w:hAnsi="Cambria Math" w:cs="Times New Roman"/>
+                <w:sz w:val="28"/>
+                <w:szCs w:val="28"/>
+              </w:rPr>
+              <m:t>n</m:t>
+            </m:r>
+            <m:func>
+              <m:funcPr>
+                <m:ctrlPr>
+                  <w:rPr>
+                    <w:rFonts w:ascii="Cambria Math" w:hAnsi="Cambria Math" w:cs="Times New Roman"/>
+                    <w:sz w:val="28"/>
+                    <w:szCs w:val="28"/>
+                  </w:rPr>
+                </m:ctrlPr>
+              </m:funcPr>
+              <m:fName>
+                <m:r>
+                  <m:rPr>
+                    <m:sty m:val="p"/>
+                  </m:rPr>
+                  <w:rPr>
+                    <w:rFonts w:ascii="Cambria Math" w:hAnsi="Cambria Math" w:cs="Times New Roman"/>
+                    <w:sz w:val="28"/>
+                    <w:szCs w:val="28"/>
+                  </w:rPr>
+                  <m:t>log</m:t>
+                </m:r>
+              </m:fName>
+              <m:e>
+                <m:r>
+                  <w:rPr>
+                    <w:rFonts w:ascii="Cambria Math" w:hAnsi="Cambria Math" w:cs="Times New Roman"/>
+                    <w:sz w:val="28"/>
+                    <w:szCs w:val="28"/>
+                  </w:rPr>
+                  <m:t>n</m:t>
+                </m:r>
+              </m:e>
+            </m:func>
+          </m:e>
+        </m:d>
+      </m:oMath>
+      <w:r>
+        <w:rPr>
+          <w:rFonts w:ascii="Times New Roman" w:hAnsi="Times New Roman" w:cs="Times New Roman"/>
+          <w:sz w:val="28"/>
+          <w:szCs w:val="28"/>
+        </w:rPr>
+        <w:t xml:space="preserve">, его линия будет прямой с небольшим наклоном (чуть больше 1). Если бы алгоритм работал за </w:t>
+      </w:r>
+      <m:oMath>
+        <m:r>
+          <w:rPr>
+            <w:rFonts w:ascii="Cambria Math" w:hAnsi="Cambria Math" w:cs="Times New Roman"/>
+            <w:sz w:val="28"/>
+            <w:szCs w:val="28"/>
+          </w:rPr>
+          <m:t>O</m:t>
+        </m:r>
+        <m:d>
+          <m:dPr>
+            <m:ctrlPr>
+              <w:rPr>
+                <w:rFonts w:ascii="Cambria Math" w:hAnsi="Cambria Math" w:cs="Times New Roman"/>
+                <w:sz w:val="28"/>
+                <w:szCs w:val="28"/>
+              </w:rPr>
+            </m:ctrlPr>
+          </m:dPr>
+          <m:e>
+            <m:sSup>
+              <m:sSupPr>
+                <m:ctrlPr>
+                  <w:rPr>
+                    <w:rFonts w:ascii="Cambria Math" w:hAnsi="Cambria Math" w:cs="Times New Roman"/>
+                    <w:sz w:val="28"/>
+                    <w:szCs w:val="28"/>
+                  </w:rPr>
+                </m:ctrlPr>
+              </m:sSupPr>
+              <m:e>
+                <m:r>
+                  <w:rPr>
+                    <w:rFonts w:ascii="Cambria Math" w:hAnsi="Cambria Math" w:cs="Times New Roman"/>
+                    <w:sz w:val="28"/>
+                    <w:szCs w:val="28"/>
+                  </w:rPr>
+                  <m:t>n</m:t>
+                </m:r>
+              </m:e>
+              <m:sup>
+                <m:r>
+                  <w:rPr>
+                    <w:rFonts w:ascii="Cambria Math" w:hAnsi="Cambria Math" w:cs="Times New Roman"/>
+                    <w:sz w:val="28"/>
+                    <w:szCs w:val="28"/>
+                  </w:rPr>
+                  <m:t>2</m:t>
+                </m:r>
+              </m:sup>
+            </m:sSup>
+          </m:e>
+        </m:d>
+      </m:oMath>
+      <w:r>
+        <w:rPr>
+          <w:rFonts w:ascii="Times New Roman" w:hAnsi="Times New Roman" w:cs="Times New Roman"/>
+          <w:sz w:val="28"/>
+          <w:szCs w:val="28"/>
+        </w:rPr>
+        <w:t>, наклон был бы 2 (линия шла бы круче).</w:t>
+      </w:r>
+      <w:r>
+        <w:rPr>
+          <w:rFonts w:ascii="Times New Roman" w:hAnsi="Times New Roman" w:cs="Times New Roman"/>
+          <w:sz w:val="28"/>
+          <w:szCs w:val="28"/>
+        </w:rPr>
+        <w:t xml:space="preserve"> </w:t>
+      </w:r>
+      <w:r>
+        <w:rPr>
+          <w:rFonts w:ascii="Times New Roman" w:hAnsi="Times New Roman" w:cs="Times New Roman"/>
+          <w:sz w:val="28"/>
+          <w:szCs w:val="28"/>
+        </w:rPr>
+        <w:drawing>
+          <wp:inline distT="0" distB="0" distL="0" distR="0" wp14:anchorId="0BD867A5" wp14:editId="1405ADF6">
+            <wp:extent cx="5940425" cy="3559810"/>
+            <wp:effectExtent l="0" t="0" r="3175" b="2540"/>
+            <wp:docPr id="1543666533" name="Рисунок 1"/>
+            <wp:cNvGraphicFramePr>
+              <a:graphicFrameLocks xmlns:a="http://schemas.openxmlformats.org/drawingml/2006/main" noChangeAspect="1"/>
+            </wp:cNvGraphicFramePr>
+            <a:graphic xmlns:a="http://schemas.openxmlformats.org/drawingml/2006/main">
+              <a:graphicData uri="http://schemas.openxmlformats.org/drawingml/2006/picture">
+                <pic:pic xmlns:pic="http://schemas.openxmlformats.org/drawingml/2006/picture">
+                  <pic:nvPicPr>
+                    <pic:cNvPr id="1543666533" name=""/>
+                    <pic:cNvPicPr/>
+                  </pic:nvPicPr>
+                  <pic:blipFill>
+                    <a:blip r:embed="rId5"/>
+                    <a:stretch>
+                      <a:fillRect/>
+                    </a:stretch>
+                  </pic:blipFill>
+                  <pic:spPr>
+                    <a:xfrm>
+                      <a:off x="0" y="0"/>
+                      <a:ext cx="5940425" cy="3559810"/>
+                    </a:xfrm>
+                    <a:prstGeom prst="rect">
+                      <a:avLst/>
+                    </a:prstGeom>
+                  </pic:spPr>
+                </pic:pic>
+              </a:graphicData>
+            </a:graphic>
+          </wp:inline>
+        </w:drawing>
+      </w:r>
+    </w:p>
+    <w:p>
+      <w:pPr>
+        <w:pStyle w:val="a7"/>
+        <w:rPr>
+          <w:rFonts w:ascii="Times New Roman" w:hAnsi="Times New Roman" w:cs="Times New Roman"/>
+          <w:sz w:val="28"/>
+          <w:szCs w:val="28"/>
+        </w:rPr>
+      </w:pPr>
+      <w:r>
+        <w:rPr>
+          <w:rFonts w:ascii="Times New Roman" w:hAnsi="Times New Roman" w:cs="Times New Roman"/>
+          <w:sz w:val="28"/>
+          <w:szCs w:val="28"/>
+        </w:rPr>
+        <w:t xml:space="preserve">1. График </w:t>
+      </w:r>
+      <w:proofErr w:type="spellStart"/>
+      <w:r>
+        <w:rPr>
+          <w:rFonts w:ascii="Times New Roman" w:hAnsi="Times New Roman" w:cs="Times New Roman"/>
+          <w:sz w:val="28"/>
+          <w:szCs w:val="28"/>
+        </w:rPr>
+        <w:t>random_wide</w:t>
+      </w:r>
+      <w:proofErr w:type="spellEnd"/>
+      <w:r>
+        <w:rPr>
+          <w:rFonts w:ascii="Times New Roman" w:hAnsi="Times New Roman" w:cs="Times New Roman"/>
+          <w:sz w:val="28"/>
+          <w:szCs w:val="28"/>
+        </w:rPr>
+        <w:t xml:space="preserve"> (широкий диапазон)</w:t>
+      </w:r>
+      <w:r>
+        <w:rPr>
+          <w:rFonts w:ascii="Times New Roman" w:hAnsi="Times New Roman" w:cs="Times New Roman"/>
+          <w:sz w:val="28"/>
+          <w:szCs w:val="28"/>
+        </w:rPr>
+        <w:br/>
+        <w:t xml:space="preserve">Здесь мы видим, что линии </w:t>
+      </w:r>
+      <w:proofErr w:type="spellStart"/>
+      <w:r>
+        <w:rPr>
+          <w:rFonts w:ascii="Times New Roman" w:hAnsi="Times New Roman" w:cs="Times New Roman"/>
+          <w:sz w:val="28"/>
+          <w:szCs w:val="28"/>
+        </w:rPr>
+        <w:t>merge_sort</w:t>
+      </w:r>
+      <w:proofErr w:type="spellEnd"/>
+      <w:r>
+        <w:rPr>
+          <w:rFonts w:ascii="Times New Roman" w:hAnsi="Times New Roman" w:cs="Times New Roman"/>
+          <w:sz w:val="28"/>
+          <w:szCs w:val="28"/>
+        </w:rPr>
+        <w:t xml:space="preserve">, </w:t>
+      </w:r>
+      <w:proofErr w:type="spellStart"/>
+      <w:r>
+        <w:rPr>
+          <w:rFonts w:ascii="Times New Roman" w:hAnsi="Times New Roman" w:cs="Times New Roman"/>
+          <w:sz w:val="28"/>
+          <w:szCs w:val="28"/>
+        </w:rPr>
+        <w:t>heap_sort</w:t>
+      </w:r>
+      <w:proofErr w:type="spellEnd"/>
+      <w:r>
+        <w:rPr>
+          <w:rFonts w:ascii="Times New Roman" w:hAnsi="Times New Roman" w:cs="Times New Roman"/>
+          <w:sz w:val="28"/>
+          <w:szCs w:val="28"/>
+        </w:rPr>
+        <w:t xml:space="preserve">, </w:t>
+      </w:r>
+      <w:proofErr w:type="spellStart"/>
+      <w:r>
+        <w:rPr>
+          <w:rFonts w:ascii="Times New Roman" w:hAnsi="Times New Roman" w:cs="Times New Roman"/>
+          <w:sz w:val="28"/>
+          <w:szCs w:val="28"/>
+        </w:rPr>
+        <w:t>radix_sort_lsd</w:t>
+      </w:r>
+      <w:proofErr w:type="spellEnd"/>
+      <w:r>
+        <w:rPr>
+          <w:rFonts w:ascii="Times New Roman" w:hAnsi="Times New Roman" w:cs="Times New Roman"/>
+          <w:sz w:val="28"/>
+          <w:szCs w:val="28"/>
+        </w:rPr>
+        <w:t xml:space="preserve"> и </w:t>
+      </w:r>
+      <w:proofErr w:type="spellStart"/>
+      <w:r>
+        <w:rPr>
+          <w:rFonts w:ascii="Times New Roman" w:hAnsi="Times New Roman" w:cs="Times New Roman"/>
+          <w:sz w:val="28"/>
+          <w:szCs w:val="28"/>
+        </w:rPr>
+        <w:t>quick_sort</w:t>
+      </w:r>
+      <w:proofErr w:type="spellEnd"/>
+      <w:r>
+        <w:rPr>
+          <w:rFonts w:ascii="Times New Roman" w:hAnsi="Times New Roman" w:cs="Times New Roman"/>
+          <w:sz w:val="28"/>
+          <w:szCs w:val="28"/>
+        </w:rPr>
+        <w:t xml:space="preserve"> идут почти параллельно с небольшим наклоном. Это подтверждает их сложность </w:t>
+      </w:r>
+      <m:oMath>
+        <m:r>
+          <w:rPr>
+            <w:rFonts w:ascii="Cambria Math" w:hAnsi="Cambria Math" w:cs="Times New Roman"/>
+            <w:sz w:val="28"/>
+            <w:szCs w:val="28"/>
+          </w:rPr>
+          <m:t>O</m:t>
+        </m:r>
+        <m:d>
+          <m:dPr>
+            <m:ctrlPr>
+              <w:rPr>
+                <w:rFonts w:ascii="Cambria Math" w:hAnsi="Cambria Math" w:cs="Times New Roman"/>
+                <w:sz w:val="28"/>
+                <w:szCs w:val="28"/>
+              </w:rPr>
+            </m:ctrlPr>
+          </m:dPr>
+          <m:e>
+            <m:r>
+              <w:rPr>
+                <w:rFonts w:ascii="Cambria Math" w:hAnsi="Cambria Math" w:cs="Times New Roman"/>
+                <w:sz w:val="28"/>
+                <w:szCs w:val="28"/>
+              </w:rPr>
+              <m:t>n</m:t>
+            </m:r>
+            <m:func>
+              <m:funcPr>
+                <m:ctrlPr>
+                  <w:rPr>
+                    <w:rFonts w:ascii="Cambria Math" w:hAnsi="Cambria Math" w:cs="Times New Roman"/>
+                    <w:sz w:val="28"/>
+                    <w:szCs w:val="28"/>
+                  </w:rPr>
+                </m:ctrlPr>
+              </m:funcPr>
+              <m:fName>
+                <m:r>
+                  <m:rPr>
+                    <m:sty m:val="p"/>
+                  </m:rPr>
+                  <w:rPr>
+                    <w:rFonts w:ascii="Cambria Math" w:hAnsi="Cambria Math" w:cs="Times New Roman"/>
+                    <w:sz w:val="28"/>
+                    <w:szCs w:val="28"/>
+                  </w:rPr>
+                  <m:t>log</m:t>
+                </m:r>
+              </m:fName>
+              <m:e>
+                <m:r>
+                  <w:rPr>
+                    <w:rFonts w:ascii="Cambria Math" w:hAnsi="Cambria Math" w:cs="Times New Roman"/>
+                    <w:sz w:val="28"/>
+                    <w:szCs w:val="28"/>
+                  </w:rPr>
+                  <m:t>n</m:t>
+                </m:r>
+              </m:e>
+            </m:func>
+          </m:e>
+        </m:d>
+      </m:oMath>
+      <w:r>
+        <w:rPr>
+          <w:rFonts w:ascii="Times New Roman" w:hAnsi="Times New Roman" w:cs="Times New Roman"/>
+          <w:sz w:val="28"/>
+          <w:szCs w:val="28"/>
+        </w:rPr>
+        <w:t xml:space="preserve">. counting_sort здесь отсутствует, потому что при диапазоне ключей до </w:t>
+      </w:r>
+      <m:oMath>
+        <m:sSup>
+          <m:sSupPr>
+            <m:ctrlPr>
+              <w:rPr>
+                <w:rFonts w:ascii="Cambria Math" w:hAnsi="Cambria Math" w:cs="Times New Roman"/>
+                <w:sz w:val="28"/>
+                <w:szCs w:val="28"/>
+              </w:rPr>
+            </m:ctrlPr>
+          </m:sSupPr>
+          <m:e>
+            <m:r>
+              <w:rPr>
+                <w:rFonts w:ascii="Cambria Math" w:hAnsi="Cambria Math" w:cs="Times New Roman"/>
+                <w:sz w:val="28"/>
+                <w:szCs w:val="28"/>
+              </w:rPr>
+              <m:t>10</m:t>
+            </m:r>
+          </m:e>
+          <m:sup>
+            <m:r>
+              <w:rPr>
+                <w:rFonts w:ascii="Cambria Math" w:hAnsi="Cambria Math" w:cs="Times New Roman"/>
+                <w:sz w:val="28"/>
+                <w:szCs w:val="28"/>
+              </w:rPr>
+              <m:t>9</m:t>
+            </m:r>
+          </m:sup>
+        </m:sSup>
+      </m:oMath>
+      <w:r>
+        <w:rPr>
+          <w:rFonts w:ascii="Times New Roman" w:hAnsi="Times New Roman" w:cs="Times New Roman"/>
+          <w:sz w:val="28"/>
+          <w:szCs w:val="28"/>
+        </w:rPr>
+        <w:t xml:space="preserve">ему не хватит оперативной памяти для массива счётчиков. Встроенный </w:t>
+      </w:r>
+      <w:proofErr w:type="gramStart"/>
+      <w:r>
+        <w:rPr>
+          <w:rFonts w:ascii="Times New Roman" w:hAnsi="Times New Roman" w:cs="Times New Roman"/>
+          <w:sz w:val="28"/>
+          <w:szCs w:val="28"/>
+        </w:rPr>
+        <w:t>sorted(</w:t>
+      </w:r>
+      <w:proofErr w:type="gramEnd"/>
+      <w:r>
+        <w:rPr>
+          <w:rFonts w:ascii="Times New Roman" w:hAnsi="Times New Roman" w:cs="Times New Roman"/>
+          <w:sz w:val="28"/>
+          <w:szCs w:val="28"/>
+        </w:rPr>
+        <w:t>) (фиолетовая линия) ожидаемо оказался самым быстрым на практике.</w:t>
+      </w:r>
+    </w:p>
+    <w:p>
+      <w:pPr>
+        <w:pStyle w:val="a7"/>
+        <w:ind w:left="0"/>
+        <w:rPr>
+          <w:rFonts w:ascii="Times New Roman" w:hAnsi="Times New Roman" w:cs="Times New Roman"/>
+          <w:sz w:val="28"/>
+          <w:szCs w:val="28"/>
+        </w:rPr>
+      </w:pPr>
+      <w:r>
+        <w:rPr>
+          <w:rFonts w:ascii="Times New Roman" w:hAnsi="Times New Roman" w:cs="Times New Roman"/>
+          <w:sz w:val="28"/>
+          <w:szCs w:val="28"/>
+        </w:rPr>
+        <w:lastRenderedPageBreak/>
+        <w:drawing>
+          <wp:inline distT="0" distB="0" distL="0" distR="0" wp14:anchorId="75971727" wp14:editId="58634657">
+            <wp:extent cx="5940425" cy="3515995"/>
+            <wp:effectExtent l="0" t="0" r="3175" b="8255"/>
+            <wp:docPr id="1309251814" name="Рисунок 1"/>
+            <wp:cNvGraphicFramePr>
+              <a:graphicFrameLocks xmlns:a="http://schemas.openxmlformats.org/drawingml/2006/main" noChangeAspect="1"/>
+            </wp:cNvGraphicFramePr>
+            <a:graphic xmlns:a="http://schemas.openxmlformats.org/drawingml/2006/main">
+              <a:graphicData uri="http://schemas.openxmlformats.org/drawingml/2006/picture">
+                <pic:pic xmlns:pic="http://schemas.openxmlformats.org/drawingml/2006/picture">
+                  <pic:nvPicPr>
+                    <pic:cNvPr id="1309251814" name=""/>
+                    <pic:cNvPicPr/>
+                  </pic:nvPicPr>
+                  <pic:blipFill rotWithShape="1">
+                    <a:blip r:embed="rId6"/>
+                    <a:srcRect t="1992"/>
+                    <a:stretch>
+                      <a:fillRect/>
+                    </a:stretch>
+                  </pic:blipFill>
+                  <pic:spPr bwMode="auto">
+                    <a:xfrm>
+                      <a:off x="0" y="0"/>
+                      <a:ext cx="5940425" cy="3515995"/>
+                    </a:xfrm>
+                    <a:prstGeom prst="rect">
+                      <a:avLst/>
+                    </a:prstGeom>
+                    <a:ln>
+                      <a:noFill/>
+                    </a:ln>
+                    <a:extLst>
+                      <a:ext uri="{53640926-AAD7-44D8-BBD7-CCE9431645EC}">
+                        <a14:shadowObscured xmlns:a14="http://schemas.microsoft.com/office/drawing/2010/main"/>
+                      </a:ext>
+                    </a:extLst>
+                  </pic:spPr>
+                </pic:pic>
+              </a:graphicData>
+            </a:graphic>
+          </wp:inline>
+        </w:drawing>
+      </w:r>
+    </w:p>
+    <w:p>
+      <w:pPr>
+        <w:pStyle w:val="a7"/>
+        <w:ind w:left="0"/>
+        <w:rPr>
+          <w:rFonts w:ascii="Times New Roman" w:hAnsi="Times New Roman" w:cs="Times New Roman"/>
+          <w:sz w:val="28"/>
+          <w:szCs w:val="28"/>
+        </w:rPr>
+      </w:pPr>
+      <w:r>
+        <w:rPr>
+          <w:rFonts w:ascii="Times New Roman" w:hAnsi="Times New Roman" w:cs="Times New Roman"/>
+          <w:sz w:val="28"/>
+          <w:szCs w:val="28"/>
+        </w:rPr>
+        <w:t xml:space="preserve">2. График </w:t>
+      </w:r>
+      <w:proofErr w:type="spellStart"/>
+      <w:r>
+        <w:rPr>
+          <w:rFonts w:ascii="Times New Roman" w:hAnsi="Times New Roman" w:cs="Times New Roman"/>
+          <w:sz w:val="28"/>
+          <w:szCs w:val="28"/>
+        </w:rPr>
+        <w:t>random_small</w:t>
+      </w:r>
+      <w:proofErr w:type="spellEnd"/>
+      <w:r>
+        <w:rPr>
+          <w:rFonts w:ascii="Times New Roman" w:hAnsi="Times New Roman" w:cs="Times New Roman"/>
+          <w:sz w:val="28"/>
+          <w:szCs w:val="28"/>
+        </w:rPr>
+        <w:t xml:space="preserve"> (узкий диапазон)</w:t>
+      </w:r>
+      <w:r>
+        <w:rPr>
+          <w:rFonts w:ascii="Times New Roman" w:hAnsi="Times New Roman" w:cs="Times New Roman"/>
+          <w:sz w:val="28"/>
+          <w:szCs w:val="28"/>
+        </w:rPr>
+        <w:br/>
+      </w:r>
+      <w:r>
+        <w:rPr>
+          <w:rFonts w:ascii="Times New Roman" w:hAnsi="Times New Roman" w:cs="Times New Roman"/>
+          <w:sz w:val="28"/>
+          <w:szCs w:val="28"/>
+        </w:rPr>
+        <w:t>Здесь</w:t>
+      </w:r>
+      <w:r>
+        <w:rPr>
+          <w:rFonts w:ascii="Times New Roman" w:hAnsi="Times New Roman" w:cs="Times New Roman"/>
+          <w:sz w:val="28"/>
+          <w:szCs w:val="28"/>
+        </w:rPr>
+        <w:t xml:space="preserve"> ситуация меняется</w:t>
+      </w:r>
+      <w:r>
+        <w:rPr>
+          <w:rFonts w:ascii="Times New Roman" w:hAnsi="Times New Roman" w:cs="Times New Roman"/>
+          <w:sz w:val="28"/>
+          <w:szCs w:val="28"/>
+        </w:rPr>
+        <w:t>.</w:t>
+      </w:r>
+      <w:r>
+        <w:rPr>
+          <w:rFonts w:ascii="Times New Roman" w:hAnsi="Times New Roman" w:cs="Times New Roman"/>
+          <w:sz w:val="28"/>
+          <w:szCs w:val="28"/>
+        </w:rPr>
+        <w:t xml:space="preserve"> </w:t>
+      </w:r>
+      <w:proofErr w:type="spellStart"/>
+      <w:r>
+        <w:rPr>
+          <w:rFonts w:ascii="Times New Roman" w:hAnsi="Times New Roman" w:cs="Times New Roman"/>
+          <w:sz w:val="28"/>
+          <w:szCs w:val="28"/>
+        </w:rPr>
+        <w:t>counting_sort</w:t>
+      </w:r>
+      <w:proofErr w:type="spellEnd"/>
+      <w:r>
+        <w:rPr>
+          <w:rFonts w:ascii="Times New Roman" w:hAnsi="Times New Roman" w:cs="Times New Roman"/>
+          <w:sz w:val="28"/>
+          <w:szCs w:val="28"/>
+        </w:rPr>
+        <w:t xml:space="preserve"> (оранжевая линия) резко ушёл вниз и обогнал всех. Это наглядно доказывает, что при маленьком диапазоне ключей (до 100) он работает за </w:t>
+      </w:r>
+      <m:oMath>
+        <m:r>
+          <w:rPr>
+            <w:rFonts w:ascii="Cambria Math" w:hAnsi="Cambria Math" w:cs="Times New Roman"/>
+            <w:sz w:val="28"/>
+            <w:szCs w:val="28"/>
+          </w:rPr>
+          <m:t>O</m:t>
+        </m:r>
+        <m:d>
+          <m:dPr>
+            <m:ctrlPr>
+              <w:rPr>
+                <w:rFonts w:ascii="Cambria Math" w:hAnsi="Cambria Math" w:cs="Times New Roman"/>
+                <w:sz w:val="28"/>
+                <w:szCs w:val="28"/>
+              </w:rPr>
+            </m:ctrlPr>
+          </m:dPr>
+          <m:e>
+            <m:r>
+              <w:rPr>
+                <w:rFonts w:ascii="Cambria Math" w:hAnsi="Cambria Math" w:cs="Times New Roman"/>
+                <w:sz w:val="28"/>
+                <w:szCs w:val="28"/>
+              </w:rPr>
+              <m:t>n+k</m:t>
+            </m:r>
+          </m:e>
+        </m:d>
+      </m:oMath>
+      <w:r>
+        <w:rPr>
+          <w:rFonts w:ascii="Times New Roman" w:hAnsi="Times New Roman" w:cs="Times New Roman"/>
+          <w:sz w:val="28"/>
+          <w:szCs w:val="28"/>
+        </w:rPr>
+        <w:t>и тратит меньше всего времени. radix_sort_lsd тоже показал хороший результат.</w:t>
+      </w:r>
+    </w:p>
+    <w:p>
+      <w:pPr>
+        <w:pStyle w:val="a7"/>
+        <w:ind w:left="0"/>
+        <w:rPr>
+          <w:rFonts w:ascii="Times New Roman" w:hAnsi="Times New Roman" w:cs="Times New Roman"/>
+          <w:sz w:val="28"/>
+          <w:szCs w:val="28"/>
+        </w:rPr>
+      </w:pPr>
+      <w:r>
+        <w:rPr>
+          <w:rFonts w:ascii="Times New Roman" w:hAnsi="Times New Roman" w:cs="Times New Roman"/>
+          <w:sz w:val="28"/>
+          <w:szCs w:val="28"/>
+        </w:rPr>
+        <w:drawing>
+          <wp:inline distT="0" distB="0" distL="0" distR="0" wp14:anchorId="3CE9758C" wp14:editId="7913836B">
+            <wp:extent cx="5940425" cy="3512185"/>
+            <wp:effectExtent l="0" t="0" r="3175" b="0"/>
+            <wp:docPr id="29156606" name="Рисунок 1"/>
+            <wp:cNvGraphicFramePr>
+              <a:graphicFrameLocks xmlns:a="http://schemas.openxmlformats.org/drawingml/2006/main" noChangeAspect="1"/>
+            </wp:cNvGraphicFramePr>
+            <a:graphic xmlns:a="http://schemas.openxmlformats.org/drawingml/2006/main">
+              <a:graphicData uri="http://schemas.openxmlformats.org/drawingml/2006/picture">
+                <pic:pic xmlns:pic="http://schemas.openxmlformats.org/drawingml/2006/picture">
+                  <pic:nvPicPr>
+                    <pic:cNvPr id="29156606" name=""/>
+                    <pic:cNvPicPr/>
+                  </pic:nvPicPr>
+                  <pic:blipFill>
+                    <a:blip r:embed="rId7"/>
+                    <a:stretch>
+                      <a:fillRect/>
+                    </a:stretch>
+                  </pic:blipFill>
+                  <pic:spPr>
+                    <a:xfrm>
+                      <a:off x="0" y="0"/>
+                      <a:ext cx="5940425" cy="3512185"/>
+                    </a:xfrm>
+                    <a:prstGeom prst="rect">
+                      <a:avLst/>
+                    </a:prstGeom>
+                  </pic:spPr>
+                </pic:pic>
+              </a:graphicData>
+            </a:graphic>
+          </wp:inline>
+        </w:drawing>
+      </w:r>
+    </w:p>
+    <w:p>
+      <w:pPr>
+        <w:pStyle w:val="a7"/>
+        <w:ind w:left="0"/>
+        <w:rPr>
+          <w:rFonts w:ascii="Times New Roman" w:hAnsi="Times New Roman" w:cs="Times New Roman"/>
+          <w:sz w:val="28"/>
+          <w:szCs w:val="28"/>
+        </w:rPr>
+      </w:pPr>
+      <w:r>
+        <w:rPr>
+          <w:rFonts w:ascii="Times New Roman" w:hAnsi="Times New Roman" w:cs="Times New Roman"/>
+          <w:sz w:val="28"/>
+          <w:szCs w:val="28"/>
+        </w:rPr>
+        <w:t xml:space="preserve">3. График </w:t>
+      </w:r>
+      <w:proofErr w:type="spellStart"/>
+      <w:r>
+        <w:rPr>
+          <w:rFonts w:ascii="Times New Roman" w:hAnsi="Times New Roman" w:cs="Times New Roman"/>
+          <w:sz w:val="28"/>
+          <w:szCs w:val="28"/>
+        </w:rPr>
+        <w:t>sorted</w:t>
+      </w:r>
+      <w:proofErr w:type="spellEnd"/>
+      <w:r>
+        <w:rPr>
+          <w:rFonts w:ascii="Times New Roman" w:hAnsi="Times New Roman" w:cs="Times New Roman"/>
+          <w:sz w:val="28"/>
+          <w:szCs w:val="28"/>
+        </w:rPr>
+        <w:t xml:space="preserve"> (отсортированный массив)</w:t>
+      </w:r>
+      <w:r>
+        <w:rPr>
+          <w:rFonts w:ascii="Times New Roman" w:hAnsi="Times New Roman" w:cs="Times New Roman"/>
+          <w:sz w:val="28"/>
+          <w:szCs w:val="28"/>
+        </w:rPr>
+        <w:br/>
+        <w:t xml:space="preserve">Все алгоритмы справляются с уже отсортированным массивом. Наклоны линий остаются в пределах </w:t>
+      </w:r>
+      <m:oMath>
+        <m:r>
+          <w:rPr>
+            <w:rFonts w:ascii="Cambria Math" w:hAnsi="Cambria Math" w:cs="Times New Roman"/>
+            <w:sz w:val="28"/>
+            <w:szCs w:val="28"/>
+          </w:rPr>
+          <m:t>O</m:t>
+        </m:r>
+        <m:d>
+          <m:dPr>
+            <m:ctrlPr>
+              <w:rPr>
+                <w:rFonts w:ascii="Cambria Math" w:hAnsi="Cambria Math" w:cs="Times New Roman"/>
+                <w:sz w:val="28"/>
+                <w:szCs w:val="28"/>
+              </w:rPr>
+            </m:ctrlPr>
+          </m:dPr>
+          <m:e>
+            <m:r>
+              <w:rPr>
+                <w:rFonts w:ascii="Cambria Math" w:hAnsi="Cambria Math" w:cs="Times New Roman"/>
+                <w:sz w:val="28"/>
+                <w:szCs w:val="28"/>
+              </w:rPr>
+              <m:t>n</m:t>
+            </m:r>
+            <m:func>
+              <m:funcPr>
+                <m:ctrlPr>
+                  <w:rPr>
+                    <w:rFonts w:ascii="Cambria Math" w:hAnsi="Cambria Math" w:cs="Times New Roman"/>
+                    <w:sz w:val="28"/>
+                    <w:szCs w:val="28"/>
+                  </w:rPr>
+                </m:ctrlPr>
+              </m:funcPr>
+              <m:fName>
+                <m:r>
+                  <m:rPr>
+                    <m:sty m:val="p"/>
+                  </m:rPr>
+                  <w:rPr>
+                    <w:rFonts w:ascii="Cambria Math" w:hAnsi="Cambria Math" w:cs="Times New Roman"/>
+                    <w:sz w:val="28"/>
+                    <w:szCs w:val="28"/>
+                  </w:rPr>
+                  <m:t>log</m:t>
+                </m:r>
+              </m:fName>
+              <m:e>
+                <m:r>
+                  <w:rPr>
+                    <w:rFonts w:ascii="Cambria Math" w:hAnsi="Cambria Math" w:cs="Times New Roman"/>
+                    <w:sz w:val="28"/>
+                    <w:szCs w:val="28"/>
+                  </w:rPr>
+                  <m:t>n</m:t>
+                </m:r>
+              </m:e>
+            </m:func>
+          </m:e>
+        </m:d>
+      </m:oMath>
+      <w:r>
+        <w:rPr>
+          <w:rFonts w:ascii="Times New Roman" w:hAnsi="Times New Roman" w:cs="Times New Roman"/>
+          <w:sz w:val="28"/>
+          <w:szCs w:val="28"/>
+        </w:rPr>
+        <w:t xml:space="preserve">. heap_sort (красная линия) идёт чуть выше остальных, потому что ему приходится делать лишние обмены и </w:t>
+      </w:r>
+      <w:r>
+        <w:rPr>
+          <w:rFonts w:ascii="Times New Roman" w:hAnsi="Times New Roman" w:cs="Times New Roman"/>
+          <w:sz w:val="28"/>
+          <w:szCs w:val="28"/>
+        </w:rPr>
+        <w:lastRenderedPageBreak/>
+        <w:t xml:space="preserve">просеивания даже на готовых данных. Встроенный </w:t>
+      </w:r>
+      <w:proofErr w:type="gramStart"/>
+      <w:r>
+        <w:rPr>
+          <w:rFonts w:ascii="Times New Roman" w:hAnsi="Times New Roman" w:cs="Times New Roman"/>
+          <w:sz w:val="28"/>
+          <w:szCs w:val="28"/>
+        </w:rPr>
+        <w:t>sorted(</w:t>
+      </w:r>
+      <w:proofErr w:type="gramEnd"/>
+      <w:r>
+        <w:rPr>
+          <w:rFonts w:ascii="Times New Roman" w:hAnsi="Times New Roman" w:cs="Times New Roman"/>
+          <w:sz w:val="28"/>
+          <w:szCs w:val="28"/>
+        </w:rPr>
+        <w:t>) сработал мгновенно, так как он оптимизирован под такие массивы.</w:t>
+      </w:r>
+    </w:p>
+    <w:p>
+      <w:pPr>
+        <w:pStyle w:val="a7"/>
+        <w:ind w:left="0"/>
+        <w:rPr>
+          <w:rFonts w:ascii="Times New Roman" w:hAnsi="Times New Roman" w:cs="Times New Roman"/>
+          <w:sz w:val="28"/>
+          <w:szCs w:val="28"/>
+        </w:rPr>
+      </w:pPr>
+    </w:p>
+    <w:p>
+      <w:pPr>
+        <w:pStyle w:val="a7"/>
+        <w:ind w:left="0"/>
+        <w:rPr>
+          <w:rFonts w:ascii="Times New Roman" w:hAnsi="Times New Roman" w:cs="Times New Roman"/>
+          <w:sz w:val="28"/>
+          <w:szCs w:val="28"/>
+        </w:rPr>
+      </w:pPr>
+      <w:r>
+        <w:rPr>
+          <w:rFonts w:ascii="Times New Roman" w:hAnsi="Times New Roman" w:cs="Times New Roman"/>
+          <w:sz w:val="28"/>
+          <w:szCs w:val="28"/>
+        </w:rPr>
+        <w:drawing>
+          <wp:inline distT="0" distB="0" distL="0" distR="0" wp14:anchorId="56C9C8FC" wp14:editId="66CCB5D2">
+            <wp:extent cx="5940425" cy="3545840"/>
+            <wp:effectExtent l="0" t="0" r="3175" b="0"/>
+            <wp:docPr id="134994866" name="Рисунок 1"/>
+            <wp:cNvGraphicFramePr>
+              <a:graphicFrameLocks xmlns:a="http://schemas.openxmlformats.org/drawingml/2006/main" noChangeAspect="1"/>
+            </wp:cNvGraphicFramePr>
+            <a:graphic xmlns:a="http://schemas.openxmlformats.org/drawingml/2006/main">
+              <a:graphicData uri="http://schemas.openxmlformats.org/drawingml/2006/picture">
+                <pic:pic xmlns:pic="http://schemas.openxmlformats.org/drawingml/2006/picture">
+                  <pic:nvPicPr>
+                    <pic:cNvPr id="134994866" name=""/>
+                    <pic:cNvPicPr/>
+                  </pic:nvPicPr>
+                  <pic:blipFill>
+                    <a:blip r:embed="rId8"/>
+                    <a:stretch>
+                      <a:fillRect/>
+                    </a:stretch>
+                  </pic:blipFill>
+                  <pic:spPr>
+                    <a:xfrm>
+                      <a:off x="0" y="0"/>
+                      <a:ext cx="5940425" cy="3545840"/>
+                    </a:xfrm>
+                    <a:prstGeom prst="rect">
+                      <a:avLst/>
+                    </a:prstGeom>
+                  </pic:spPr>
+                </pic:pic>
+              </a:graphicData>
+            </a:graphic>
+          </wp:inline>
+        </w:drawing>
+      </w:r>
+    </w:p>
+    <w:p>
+      <w:pPr>
+        <w:pStyle w:val="a7"/>
+        <w:ind w:left="0"/>
+        <w:rPr>
+          <w:rFonts w:ascii="Times New Roman" w:hAnsi="Times New Roman" w:cs="Times New Roman"/>
+          <w:sz w:val="28"/>
+          <w:szCs w:val="28"/>
+        </w:rPr>
+      </w:pPr>
+    </w:p>
+    <w:p>
+      <w:pPr>
+        <w:pStyle w:val="a7"/>
+        <w:ind w:left="0"/>
+        <w:rPr>
+          <w:rFonts w:ascii="Times New Roman" w:hAnsi="Times New Roman" w:cs="Times New Roman"/>
+          <w:sz w:val="28"/>
+          <w:szCs w:val="28"/>
+        </w:rPr>
+      </w:pPr>
+      <w:r>
+        <w:rPr>
+          <w:rFonts w:ascii="Times New Roman" w:hAnsi="Times New Roman" w:cs="Times New Roman"/>
+          <w:sz w:val="28"/>
+          <w:szCs w:val="28"/>
+        </w:rPr>
+        <w:t xml:space="preserve">4. График </w:t>
+      </w:r>
+      <w:proofErr w:type="spellStart"/>
+      <w:r>
+        <w:rPr>
+          <w:rFonts w:ascii="Times New Roman" w:hAnsi="Times New Roman" w:cs="Times New Roman"/>
+          <w:sz w:val="28"/>
+          <w:szCs w:val="28"/>
+        </w:rPr>
+        <w:t>reversed</w:t>
+      </w:r>
+      <w:proofErr w:type="spellEnd"/>
+      <w:r>
+        <w:rPr>
+          <w:rFonts w:ascii="Times New Roman" w:hAnsi="Times New Roman" w:cs="Times New Roman"/>
+          <w:sz w:val="28"/>
+          <w:szCs w:val="28"/>
+        </w:rPr>
+        <w:t xml:space="preserve"> (обратный порядок)</w:t>
+      </w:r>
+      <w:r>
+        <w:rPr>
+          <w:rFonts w:ascii="Times New Roman" w:hAnsi="Times New Roman" w:cs="Times New Roman"/>
+          <w:sz w:val="28"/>
+          <w:szCs w:val="28"/>
+        </w:rPr>
+        <w:br/>
+        <w:t xml:space="preserve">Картина похожа на отсортированный массив. Все алгоритмы держат сложность </w:t>
+      </w:r>
+      <m:oMath>
+        <m:r>
+          <w:rPr>
+            <w:rFonts w:ascii="Cambria Math" w:hAnsi="Cambria Math" w:cs="Times New Roman"/>
+            <w:sz w:val="28"/>
+            <w:szCs w:val="28"/>
+          </w:rPr>
+          <m:t>O</m:t>
+        </m:r>
+        <m:d>
+          <m:dPr>
+            <m:ctrlPr>
+              <w:rPr>
+                <w:rFonts w:ascii="Cambria Math" w:hAnsi="Cambria Math" w:cs="Times New Roman"/>
+                <w:sz w:val="28"/>
+                <w:szCs w:val="28"/>
+              </w:rPr>
+            </m:ctrlPr>
+          </m:dPr>
+          <m:e>
+            <m:r>
+              <w:rPr>
+                <w:rFonts w:ascii="Cambria Math" w:hAnsi="Cambria Math" w:cs="Times New Roman"/>
+                <w:sz w:val="28"/>
+                <w:szCs w:val="28"/>
+              </w:rPr>
+              <m:t>n</m:t>
+            </m:r>
+            <m:func>
+              <m:funcPr>
+                <m:ctrlPr>
+                  <w:rPr>
+                    <w:rFonts w:ascii="Cambria Math" w:hAnsi="Cambria Math" w:cs="Times New Roman"/>
+                    <w:sz w:val="28"/>
+                    <w:szCs w:val="28"/>
+                  </w:rPr>
+                </m:ctrlPr>
+              </m:funcPr>
+              <m:fName>
+                <m:r>
+                  <m:rPr>
+                    <m:sty m:val="p"/>
+                  </m:rPr>
+                  <w:rPr>
+                    <w:rFonts w:ascii="Cambria Math" w:hAnsi="Cambria Math" w:cs="Times New Roman"/>
+                    <w:sz w:val="28"/>
+                    <w:szCs w:val="28"/>
+                  </w:rPr>
+                  <m:t>log</m:t>
+                </m:r>
+              </m:fName>
+              <m:e>
+                <m:r>
+                  <w:rPr>
+                    <w:rFonts w:ascii="Cambria Math" w:hAnsi="Cambria Math" w:cs="Times New Roman"/>
+                    <w:sz w:val="28"/>
+                    <w:szCs w:val="28"/>
+                  </w:rPr>
+                  <m:t>n</m:t>
+                </m:r>
+              </m:e>
+            </m:func>
+          </m:e>
+        </m:d>
+      </m:oMath>
+      <w:r>
+        <w:rPr>
+          <w:rFonts w:ascii="Times New Roman" w:hAnsi="Times New Roman" w:cs="Times New Roman"/>
+          <w:sz w:val="28"/>
+          <w:szCs w:val="28"/>
+        </w:rPr>
+        <w:t xml:space="preserve">. counting_sort и здесь работает быстро, так как ему всё равно, в каком порядке стоят числа </w:t>
+      </w:r>
+      <w:r>
+        <w:rPr>
+          <w:rFonts w:ascii="Times New Roman" w:hAnsi="Times New Roman" w:cs="Times New Roman"/>
+          <w:sz w:val="28"/>
+          <w:szCs w:val="28"/>
+        </w:rPr>
+        <w:t xml:space="preserve">- </w:t>
+      </w:r>
+      <w:r>
+        <w:rPr>
+          <w:rFonts w:ascii="Times New Roman" w:hAnsi="Times New Roman" w:cs="Times New Roman"/>
+          <w:sz w:val="28"/>
+          <w:szCs w:val="28"/>
+        </w:rPr>
+        <w:t>он просто их считает.</w:t>
+      </w:r>
+    </w:p>
+    <w:p>
+      <w:pPr>
+        <w:pStyle w:val="a7"/>
+        <w:ind w:left="0"/>
+        <w:rPr>
+          <w:rFonts w:ascii="Times New Roman" w:hAnsi="Times New Roman" w:cs="Times New Roman"/>
+          <w:sz w:val="28"/>
+          <w:szCs w:val="28"/>
+        </w:rPr>
+      </w:pPr>
+    </w:p>
+    <w:p>
+      <w:pPr>
+        <w:pStyle w:val="a7"/>
+        <w:ind w:left="0"/>
+        <w:rPr>
+          <w:rFonts w:ascii="Times New Roman" w:hAnsi="Times New Roman" w:cs="Times New Roman"/>
+          <w:sz w:val="28"/>
+          <w:szCs w:val="28"/>
+        </w:rPr>
+      </w:pPr>
+      <w:r>
+        <w:rPr>
+          <w:rFonts w:ascii="Times New Roman" w:hAnsi="Times New Roman" w:cs="Times New Roman"/>
+          <w:sz w:val="28"/>
+          <w:szCs w:val="28"/>
+        </w:rPr>
+        <w:drawing>
+          <wp:inline distT="0" distB="0" distL="0" distR="0" wp14:anchorId="51397CCC" wp14:editId="4E748046">
+            <wp:extent cx="5940425" cy="3570605"/>
+            <wp:effectExtent l="0" t="0" r="3175" b="0"/>
+            <wp:docPr id="753593792" name="Рисунок 1"/>
+            <wp:cNvGraphicFramePr>
+              <a:graphicFrameLocks xmlns:a="http://schemas.openxmlformats.org/drawingml/2006/main" noChangeAspect="1"/>
+            </wp:cNvGraphicFramePr>
+            <a:graphic xmlns:a="http://schemas.openxmlformats.org/drawingml/2006/main">
+              <a:graphicData uri="http://schemas.openxmlformats.org/drawingml/2006/picture">
+                <pic:pic xmlns:pic="http://schemas.openxmlformats.org/drawingml/2006/picture">
+                  <pic:nvPicPr>
+                    <pic:cNvPr id="753593792" name=""/>
+                    <pic:cNvPicPr/>
+                  </pic:nvPicPr>
+                  <pic:blipFill>
+                    <a:blip r:embed="rId9"/>
+                    <a:stretch>
+                      <a:fillRect/>
+                    </a:stretch>
+                  </pic:blipFill>
+                  <pic:spPr>
+                    <a:xfrm>
+                      <a:off x="0" y="0"/>
+                      <a:ext cx="5940425" cy="3570605"/>
+                    </a:xfrm>
+                    <a:prstGeom prst="rect">
+                      <a:avLst/>
+                    </a:prstGeom>
+                  </pic:spPr>
+                </pic:pic>
+              </a:graphicData>
+            </a:graphic>
+          </wp:inline>
+        </w:drawing>
+      </w:r>
+    </w:p>
+    <w:p>
+      <w:pPr>
+        <w:pStyle w:val="a7"/>
+        <w:ind w:left="0"/>
+        <w:rPr>
+          <w:rFonts w:ascii="Times New Roman" w:hAnsi="Times New Roman" w:cs="Times New Roman"/>
+          <w:sz w:val="28"/>
+          <w:szCs w:val="28"/>
+        </w:rPr>
+      </w:pPr>
+      <w:r>
+        <w:rPr>
+          <w:rFonts w:ascii="Times New Roman" w:hAnsi="Times New Roman" w:cs="Times New Roman"/>
+          <w:sz w:val="28"/>
+          <w:szCs w:val="28"/>
+        </w:rPr>
+        <w:lastRenderedPageBreak/>
+        <w:t xml:space="preserve">5. График </w:t>
+      </w:r>
+      <w:proofErr w:type="spellStart"/>
+      <w:r>
+        <w:rPr>
+          <w:rFonts w:ascii="Times New Roman" w:hAnsi="Times New Roman" w:cs="Times New Roman"/>
+          <w:sz w:val="28"/>
+          <w:szCs w:val="28"/>
+        </w:rPr>
+        <w:t>almost_sorted</w:t>
+      </w:r>
+      <w:proofErr w:type="spellEnd"/>
+      <w:r>
+        <w:rPr>
+          <w:rFonts w:ascii="Times New Roman" w:hAnsi="Times New Roman" w:cs="Times New Roman"/>
+          <w:sz w:val="28"/>
+          <w:szCs w:val="28"/>
+        </w:rPr>
+        <w:t xml:space="preserve"> (почти отсортированный)</w:t>
+      </w:r>
+      <w:r>
+        <w:rPr>
+          <w:rFonts w:ascii="Times New Roman" w:hAnsi="Times New Roman" w:cs="Times New Roman"/>
+          <w:sz w:val="28"/>
+          <w:szCs w:val="28"/>
+        </w:rPr>
+        <w:br/>
+        <w:t xml:space="preserve">Так как мы поменяли местами всего 1% элементов, алгоритмы ведут себя почти так же, как на полностью отсортированном массиве. Наклоны прямых подтверждают, что наличие пары «неправильных» элементов не ломает асимптотику </w:t>
+      </w:r>
+      <m:oMath>
+        <m:r>
+          <w:rPr>
+            <w:rFonts w:ascii="Cambria Math" w:hAnsi="Cambria Math" w:cs="Times New Roman"/>
+            <w:sz w:val="28"/>
+            <w:szCs w:val="28"/>
+          </w:rPr>
+          <m:t>O</m:t>
+        </m:r>
+        <m:d>
+          <m:dPr>
+            <m:ctrlPr>
+              <w:rPr>
+                <w:rFonts w:ascii="Cambria Math" w:hAnsi="Cambria Math" w:cs="Times New Roman"/>
+                <w:sz w:val="28"/>
+                <w:szCs w:val="28"/>
+              </w:rPr>
+            </m:ctrlPr>
+          </m:dPr>
+          <m:e>
+            <m:r>
+              <w:rPr>
+                <w:rFonts w:ascii="Cambria Math" w:hAnsi="Cambria Math" w:cs="Times New Roman"/>
+                <w:sz w:val="28"/>
+                <w:szCs w:val="28"/>
+              </w:rPr>
+              <m:t>n</m:t>
+            </m:r>
+            <m:func>
+              <m:funcPr>
+                <m:ctrlPr>
+                  <w:rPr>
+                    <w:rFonts w:ascii="Cambria Math" w:hAnsi="Cambria Math" w:cs="Times New Roman"/>
+                    <w:sz w:val="28"/>
+                    <w:szCs w:val="28"/>
+                  </w:rPr>
+                </m:ctrlPr>
+              </m:funcPr>
+              <m:fName>
+                <m:r>
+                  <m:rPr>
+                    <m:sty m:val="p"/>
+                  </m:rPr>
+                  <w:rPr>
+                    <w:rFonts w:ascii="Cambria Math" w:hAnsi="Cambria Math" w:cs="Times New Roman"/>
+                    <w:sz w:val="28"/>
+                    <w:szCs w:val="28"/>
+                  </w:rPr>
+                  <m:t>log</m:t>
+                </m:r>
+              </m:fName>
+              <m:e>
+                <m:r>
+                  <w:rPr>
+                    <w:rFonts w:ascii="Cambria Math" w:hAnsi="Cambria Math" w:cs="Times New Roman"/>
+                    <w:sz w:val="28"/>
+                    <w:szCs w:val="28"/>
+                  </w:rPr>
+                  <m:t>n</m:t>
+                </m:r>
+              </m:e>
+            </m:func>
+          </m:e>
+        </m:d>
+      </m:oMath>
+      <w:r>
+        <w:rPr>
+          <w:rFonts w:ascii="Times New Roman" w:hAnsi="Times New Roman" w:cs="Times New Roman"/>
+          <w:sz w:val="28"/>
+          <w:szCs w:val="28"/>
+        </w:rPr>
+        <w:t>для MergeSort, QuickSort и HeapSort.</w:t>
+      </w:r>
+    </w:p>
+    <w:p>
+      <w:pPr>
+        <w:pStyle w:val="a7"/>
+        <w:ind w:left="0"/>
+        <w:rPr>
+          <w:rFonts w:ascii="Times New Roman" w:hAnsi="Times New Roman" w:cs="Times New Roman"/>
+          <w:sz w:val="28"/>
+          <w:szCs w:val="28"/>
+        </w:rPr>
+      </w:pPr>
+    </w:p>
+    <w:p>
+      <w:pPr>
+        <w:pStyle w:val="a7"/>
+        <w:ind w:left="0"/>
+        <w:rPr>
+          <w:rFonts w:ascii="Times New Roman" w:hAnsi="Times New Roman" w:cs="Times New Roman"/>
+          <w:sz w:val="28"/>
+          <w:szCs w:val="28"/>
+        </w:rPr>
+      </w:pPr>
+    </w:p>
+    <w:p>
+      <w:pPr>
+        <w:pStyle w:val="a7"/>
+        <w:ind w:left="0"/>
+        <w:rPr>
+          <w:rFonts w:ascii="Times New Roman" w:hAnsi="Times New Roman" w:cs="Times New Roman"/>
+          <w:sz w:val="28"/>
+          <w:szCs w:val="28"/>
+        </w:rPr>
+      </w:pPr>
+      <w:r>
+        <w:rPr>
+          <w:rFonts w:ascii="Times New Roman" w:hAnsi="Times New Roman" w:cs="Times New Roman"/>
+          <w:sz w:val="28"/>
+          <w:szCs w:val="28"/>
+        </w:rPr>
+        <w:t xml:space="preserve">На графиках отлично видно разделение алгоритмов на группы. </w:t>
+      </w:r>
+      <w:proofErr w:type="spellStart"/>
+      <w:r>
+        <w:rPr>
+          <w:rFonts w:ascii="Times New Roman" w:hAnsi="Times New Roman" w:cs="Times New Roman"/>
+          <w:sz w:val="28"/>
+          <w:szCs w:val="28"/>
+        </w:rPr>
+        <w:t>counting_sort</w:t>
+      </w:r>
+      <w:proofErr w:type="spellEnd"/>
+      <w:r>
+        <w:rPr>
+          <w:rFonts w:ascii="Times New Roman" w:hAnsi="Times New Roman" w:cs="Times New Roman"/>
+          <w:sz w:val="28"/>
+          <w:szCs w:val="28"/>
+        </w:rPr>
+        <w:t xml:space="preserve"> вне конкуренции на маленьком диапазоне чисел, но бесполезен на больших. Остальные алгоритмы держат стабильный наклон, предсказуемо растут с увеличением </w:t>
+      </w:r>
+      <m:oMath>
+        <m:r>
+          <w:rPr>
+            <w:rFonts w:ascii="Cambria Math" w:hAnsi="Cambria Math" w:cs="Times New Roman"/>
+            <w:sz w:val="28"/>
+            <w:szCs w:val="28"/>
+          </w:rPr>
+          <m:t>n</m:t>
+        </m:r>
+      </m:oMath>
+      <w:r>
+        <w:rPr>
+          <w:rFonts w:ascii="Times New Roman" w:hAnsi="Times New Roman" w:cs="Times New Roman"/>
+          <w:sz w:val="28"/>
+          <w:szCs w:val="28"/>
+        </w:rPr>
+        <w:t>и не сдают позиции при изменении структуры входных данных.</w:t>
+      </w:r>
+    </w:p>
     <w:sectPr>
       <w:pgSz w:w="11906" w:h="16838"/>
       <w:pgMar w:top="1134" w:right="850" w:bottom="1134" w:left="1701" w:header="708" w:footer="708" w:gutter="0"/>
